--- a/Documents/BabyBook+_Critical_Evaluation_2026-08.docx
+++ b/Documents/BabyBook+_Critical_Evaluation_2026-08.docx
@@ -2979,6 +2979,18 @@
       </w:r>
     </w:p>
     <w:p>
+      <w:pPr/>
+      <w:r>
+        <w:rPr>
+          <w:b/>
+        </w:rPr>
+        <w:t xml:space="preserve">Update — 14 August 2026: </w:t>
+      </w:r>
+      <w:r>
+        <w:t>Since the note above, real work landed on Section 3 itself. 3.2 (QR share omitting medical history) and 3.4/3.5 (public unauthenticated uploads on an ephemeral disk) are now resolved and verified live against the deployed Supabase project, not just committed. 3.6 lost its “not committed” caveat. 3.1 (no offline mode) is partially resolved, via the shortcut this document names below rather than the full rebuild. 3.3 remains open but its stated blocker is gone. Section 5 (security) still has not moved — see Section 9 (new) for why that gap now matters more, not less. The capstone defense referenced throughout this document is complete as of this writing; this document's purpose has accordingly shifted from panel preparation to production readiness. Sections 1–8 below are left intact as the historical record of that defense. Section 9 is where to look for what actually needs to happen before this ships to paying customers.</w:t>
+      </w:r>
+    </w:p>
+    <w:p>
       <w:r>
         <w:br w:type="page"/>
       </w:r>
@@ -3802,6 +3814,650 @@
     <w:p>
       <w:pPr>
         <w:pStyle w:val="Heading1"/>
+      </w:pPr>
+      <w:r>
+        <w:t>Revision Note — 14 August 2026</w:t>
+      </w:r>
+    </w:p>
+    <w:p>
+      <w:pPr/>
+      <w:r>
+        <w:t>The capstone defense referenced throughout this document is now complete. Every Section 3 item below was re-verified against the development branch (commits 8592751f, 5920dccb) and, for the storage migration, against a live round-trip test performed against the deployed Supabase project — not just a code read.</w:t>
+      </w:r>
+    </w:p>
+    <w:tbl>
+      <w:tblPr>
+        <w:tblW w:w="9360" w:type="dxa"/>
+        <w:tblBorders>
+          <w:top w:val="single" w:sz="4" w:space="0" w:color="auto"/>
+          <w:left w:val="single" w:sz="4" w:space="0" w:color="auto"/>
+          <w:bottom w:val="single" w:sz="4" w:space="0" w:color="auto"/>
+          <w:right w:val="single" w:sz="4" w:space="0" w:color="auto"/>
+          <w:insideH w:val="single" w:sz="4" w:space="0" w:color="auto"/>
+          <w:insideV w:val="single" w:sz="4" w:space="0" w:color="auto"/>
+        </w:tblBorders>
+        <w:tblCellMar>
+          <w:left w:w="10" w:type="dxa"/>
+          <w:right w:w="10" w:type="dxa"/>
+        </w:tblCellMar>
+        <w:tblLook w:val="04A0" w:firstRow="1" w:lastRow="0" w:firstColumn="1" w:lastColumn="0" w:noHBand="0" w:noVBand="1"/>
+      </w:tblPr>
+      <w:tblGrid>
+        <w:gridCol w:w="2340"/>
+        <w:gridCol w:w="2340"/>
+        <w:gridCol w:w="2340"/>
+        <w:gridCol w:w="2340"/>
+      </w:tblGrid>
+      <w:tr>
+        <w:tc>
+          <w:tcPr>
+            <w:tcW w:w="3900" w:type="dxa"/>
+            <w:shd w:val="clear" w:color="auto" w:fill="1B3A5C"/>
+            <w:tcMar>
+              <w:top w:w="80" w:type="dxa"/>
+              <w:left w:w="110" w:type="dxa"/>
+              <w:bottom w:w="80" w:type="dxa"/>
+              <w:right w:w="110" w:type="dxa"/>
+            </w:tcMar>
+          </w:tcPr>
+          <w:p>
+            <w:pPr/>
+            <w:r>
+              <w:rPr>
+                <w:b/>
+                <w:color w:val="FFFFFF"/>
+              </w:rPr>
+              <w:t>Item</w:t>
+            </w:r>
+          </w:p>
+        </w:tc>
+        <w:tc>
+          <w:tcPr>
+            <w:tcW w:w="3900" w:type="dxa"/>
+            <w:shd w:val="clear" w:color="auto" w:fill="1B3A5C"/>
+            <w:tcMar>
+              <w:top w:w="80" w:type="dxa"/>
+              <w:left w:w="110" w:type="dxa"/>
+              <w:bottom w:w="80" w:type="dxa"/>
+              <w:right w:w="110" w:type="dxa"/>
+            </w:tcMar>
+          </w:tcPr>
+          <w:p>
+            <w:pPr/>
+            <w:r>
+              <w:rPr>
+                <w:b/>
+                <w:color w:val="FFFFFF"/>
+              </w:rPr>
+              <w:t>Status (12 Aug)</w:t>
+            </w:r>
+          </w:p>
+        </w:tc>
+        <w:tc>
+          <w:tcPr>
+            <w:tcW w:w="3900" w:type="dxa"/>
+            <w:shd w:val="clear" w:color="auto" w:fill="1B3A5C"/>
+            <w:tcMar>
+              <w:top w:w="80" w:type="dxa"/>
+              <w:left w:w="110" w:type="dxa"/>
+              <w:bottom w:w="80" w:type="dxa"/>
+              <w:right w:w="110" w:type="dxa"/>
+            </w:tcMar>
+          </w:tcPr>
+          <w:p>
+            <w:pPr/>
+            <w:r>
+              <w:rPr>
+                <w:b/>
+                <w:color w:val="FFFFFF"/>
+              </w:rPr>
+              <w:t>Status (14 Aug)</w:t>
+            </w:r>
+          </w:p>
+        </w:tc>
+        <w:tc>
+          <w:tcPr>
+            <w:tcW w:w="3900" w:type="dxa"/>
+            <w:shd w:val="clear" w:color="auto" w:fill="1B3A5C"/>
+            <w:tcMar>
+              <w:top w:w="80" w:type="dxa"/>
+              <w:left w:w="110" w:type="dxa"/>
+              <w:bottom w:w="80" w:type="dxa"/>
+              <w:right w:w="110" w:type="dxa"/>
+            </w:tcMar>
+          </w:tcPr>
+          <w:p>
+            <w:pPr/>
+            <w:r>
+              <w:rPr>
+                <w:b/>
+                <w:color w:val="FFFFFF"/>
+              </w:rPr>
+              <w:t>Evidence</w:t>
+            </w:r>
+          </w:p>
+        </w:tc>
+      </w:tr>
+      <w:tr>
+        <w:tc>
+          <w:tcPr>
+            <w:tcW w:w="3900" w:type="dxa"/>
+            <w:tcMar>
+              <w:top w:w="80" w:type="dxa"/>
+              <w:left w:w="110" w:type="dxa"/>
+              <w:bottom w:w="80" w:type="dxa"/>
+              <w:right w:w="110" w:type="dxa"/>
+            </w:tcMar>
+            <w:shd w:val="clear" w:color="auto" w:fill="FFFFFF"/>
+          </w:tcPr>
+          <w:p>
+            <w:pPr/>
+            <w:r>
+              <w:rPr>
+                <w:sz w:val="20"/>
+              </w:rPr>
+              <w:t>3.1 No offline mode</w:t>
+            </w:r>
+          </w:p>
+        </w:tc>
+        <w:tc>
+          <w:tcPr>
+            <w:tcW w:w="3900" w:type="dxa"/>
+            <w:tcMar>
+              <w:top w:w="80" w:type="dxa"/>
+              <w:left w:w="110" w:type="dxa"/>
+              <w:bottom w:w="80" w:type="dxa"/>
+              <w:right w:w="110" w:type="dxa"/>
+            </w:tcMar>
+            <w:shd w:val="clear" w:color="auto" w:fill="FFFFFF"/>
+          </w:tcPr>
+          <w:p>
+            <w:pPr/>
+            <w:r>
+              <w:rPr>
+                <w:sz w:val="20"/>
+              </w:rPr>
+              <w:t>Open</w:t>
+            </w:r>
+          </w:p>
+        </w:tc>
+        <w:tc>
+          <w:tcPr>
+            <w:tcW w:w="3900" w:type="dxa"/>
+            <w:tcMar>
+              <w:top w:w="80" w:type="dxa"/>
+              <w:left w:w="110" w:type="dxa"/>
+              <w:bottom w:w="80" w:type="dxa"/>
+              <w:right w:w="110" w:type="dxa"/>
+            </w:tcMar>
+            <w:shd w:val="clear" w:color="auto" w:fill="FFFFFF"/>
+          </w:tcPr>
+          <w:p>
+            <w:pPr/>
+            <w:r>
+              <w:rPr>
+                <w:sz w:val="20"/>
+              </w:rPr>
+              <w:t>Partially resolved — offline summary shortcut shipped</w:t>
+            </w:r>
+          </w:p>
+        </w:tc>
+        <w:tc>
+          <w:tcPr>
+            <w:tcW w:w="3900" w:type="dxa"/>
+            <w:tcMar>
+              <w:top w:w="80" w:type="dxa"/>
+              <w:left w:w="110" w:type="dxa"/>
+              <w:bottom w:w="80" w:type="dxa"/>
+              <w:right w:w="110" w:type="dxa"/>
+            </w:tcMar>
+            <w:shd w:val="clear" w:color="auto" w:fill="FFFFFF"/>
+          </w:tcPr>
+          <w:p>
+            <w:pPr/>
+            <w:r>
+              <w:rPr>
+                <w:sz w:val="20"/>
+              </w:rPr>
+              <w:t>front-end/utils/offlineSummary.js; components/OfflineSummaryView.js</w:t>
+            </w:r>
+          </w:p>
+        </w:tc>
+      </w:tr>
+      <w:tr>
+        <w:tc>
+          <w:tcPr>
+            <w:tcW w:w="3900" w:type="dxa"/>
+            <w:tcMar>
+              <w:top w:w="80" w:type="dxa"/>
+              <w:left w:w="110" w:type="dxa"/>
+              <w:bottom w:w="80" w:type="dxa"/>
+              <w:right w:w="110" w:type="dxa"/>
+            </w:tcMar>
+            <w:shd w:val="clear" w:color="auto" w:fill="FFFFFF"/>
+          </w:tcPr>
+          <w:p>
+            <w:pPr/>
+            <w:r>
+              <w:rPr>
+                <w:sz w:val="20"/>
+              </w:rPr>
+              <w:t>3.2 QR share omits medical history</w:t>
+            </w:r>
+          </w:p>
+        </w:tc>
+        <w:tc>
+          <w:tcPr>
+            <w:tcW w:w="3900" w:type="dxa"/>
+            <w:tcMar>
+              <w:top w:w="80" w:type="dxa"/>
+              <w:left w:w="110" w:type="dxa"/>
+              <w:bottom w:w="80" w:type="dxa"/>
+              <w:right w:w="110" w:type="dxa"/>
+            </w:tcMar>
+            <w:shd w:val="clear" w:color="auto" w:fill="FFFFFF"/>
+          </w:tcPr>
+          <w:p>
+            <w:pPr/>
+            <w:r>
+              <w:rPr>
+                <w:sz w:val="20"/>
+              </w:rPr>
+              <w:t>Open</w:t>
+            </w:r>
+          </w:p>
+        </w:tc>
+        <w:tc>
+          <w:tcPr>
+            <w:tcW w:w="3900" w:type="dxa"/>
+            <w:tcMar>
+              <w:top w:w="80" w:type="dxa"/>
+              <w:left w:w="110" w:type="dxa"/>
+              <w:bottom w:w="80" w:type="dxa"/>
+              <w:right w:w="110" w:type="dxa"/>
+            </w:tcMar>
+            <w:shd w:val="clear" w:color="auto" w:fill="FFFFFF"/>
+          </w:tcPr>
+          <w:p>
+            <w:pPr/>
+            <w:r>
+              <w:rPr>
+                <w:sz w:val="20"/>
+              </w:rPr>
+              <w:t>Resolved</w:t>
+            </w:r>
+          </w:p>
+        </w:tc>
+        <w:tc>
+          <w:tcPr>
+            <w:tcW w:w="3900" w:type="dxa"/>
+            <w:tcMar>
+              <w:top w:w="80" w:type="dxa"/>
+              <w:left w:w="110" w:type="dxa"/>
+              <w:bottom w:w="80" w:type="dxa"/>
+              <w:right w:w="110" w:type="dxa"/>
+            </w:tcMar>
+            <w:shd w:val="clear" w:color="auto" w:fill="FFFFFF"/>
+          </w:tcPr>
+          <w:p>
+            <w:pPr/>
+            <w:r>
+              <w:rPr>
+                <w:sz w:val="20"/>
+              </w:rPr>
+              <w:t>back-end/src/utils/snapshot.js; front-end/utils/shareStore.js; ProfessionalView.js</w:t>
+            </w:r>
+          </w:p>
+        </w:tc>
+      </w:tr>
+      <w:tr>
+        <w:tc>
+          <w:tcPr>
+            <w:tcW w:w="3900" w:type="dxa"/>
+            <w:tcMar>
+              <w:top w:w="80" w:type="dxa"/>
+              <w:left w:w="110" w:type="dxa"/>
+              <w:bottom w:w="80" w:type="dxa"/>
+              <w:right w:w="110" w:type="dxa"/>
+            </w:tcMar>
+            <w:shd w:val="clear" w:color="auto" w:fill="FFFFFF"/>
+          </w:tcPr>
+          <w:p>
+            <w:pPr/>
+            <w:r>
+              <w:rPr>
+                <w:sz w:val="20"/>
+              </w:rPr>
+              <w:t>3.3 Verification photos never reach doctor</w:t>
+            </w:r>
+          </w:p>
+        </w:tc>
+        <w:tc>
+          <w:tcPr>
+            <w:tcW w:w="3900" w:type="dxa"/>
+            <w:tcMar>
+              <w:top w:w="80" w:type="dxa"/>
+              <w:left w:w="110" w:type="dxa"/>
+              <w:bottom w:w="80" w:type="dxa"/>
+              <w:right w:w="110" w:type="dxa"/>
+            </w:tcMar>
+            <w:shd w:val="clear" w:color="auto" w:fill="FFFFFF"/>
+          </w:tcPr>
+          <w:p>
+            <w:pPr/>
+            <w:r>
+              <w:rPr>
+                <w:sz w:val="20"/>
+              </w:rPr>
+              <w:t>Open</w:t>
+            </w:r>
+          </w:p>
+        </w:tc>
+        <w:tc>
+          <w:tcPr>
+            <w:tcW w:w="3900" w:type="dxa"/>
+            <w:tcMar>
+              <w:top w:w="80" w:type="dxa"/>
+              <w:left w:w="110" w:type="dxa"/>
+              <w:bottom w:w="80" w:type="dxa"/>
+              <w:right w:w="110" w:type="dxa"/>
+            </w:tcMar>
+            <w:shd w:val="clear" w:color="auto" w:fill="FFFFFF"/>
+          </w:tcPr>
+          <w:p>
+            <w:pPr/>
+            <w:r>
+              <w:rPr>
+                <w:sz w:val="20"/>
+              </w:rPr>
+              <w:t>Open — dependency (3.4/3.5) now satisfied</w:t>
+            </w:r>
+          </w:p>
+        </w:tc>
+        <w:tc>
+          <w:tcPr>
+            <w:tcW w:w="3900" w:type="dxa"/>
+            <w:tcMar>
+              <w:top w:w="80" w:type="dxa"/>
+              <w:left w:w="110" w:type="dxa"/>
+              <w:bottom w:w="80" w:type="dxa"/>
+              <w:right w:w="110" w:type="dxa"/>
+            </w:tcMar>
+            <w:shd w:val="clear" w:color="auto" w:fill="FFFFFF"/>
+          </w:tcPr>
+          <w:p>
+            <w:pPr/>
+            <w:r>
+              <w:rPr>
+                <w:sz w:val="20"/>
+              </w:rPr>
+              <w:t>back-end/src/utils/snapshot.js (attachments not yet joined into buildSnapshot())</w:t>
+            </w:r>
+          </w:p>
+        </w:tc>
+      </w:tr>
+      <w:tr>
+        <w:tc>
+          <w:tcPr>
+            <w:tcW w:w="3900" w:type="dxa"/>
+            <w:tcMar>
+              <w:top w:w="80" w:type="dxa"/>
+              <w:left w:w="110" w:type="dxa"/>
+              <w:bottom w:w="80" w:type="dxa"/>
+              <w:right w:w="110" w:type="dxa"/>
+            </w:tcMar>
+            <w:shd w:val="clear" w:color="auto" w:fill="FFFFFF"/>
+          </w:tcPr>
+          <w:p>
+            <w:pPr/>
+            <w:r>
+              <w:rPr>
+                <w:sz w:val="20"/>
+              </w:rPr>
+              <w:t>3.4 Public unauthenticated uploads</w:t>
+            </w:r>
+          </w:p>
+        </w:tc>
+        <w:tc>
+          <w:tcPr>
+            <w:tcW w:w="3900" w:type="dxa"/>
+            <w:tcMar>
+              <w:top w:w="80" w:type="dxa"/>
+              <w:left w:w="110" w:type="dxa"/>
+              <w:bottom w:w="80" w:type="dxa"/>
+              <w:right w:w="110" w:type="dxa"/>
+            </w:tcMar>
+            <w:shd w:val="clear" w:color="auto" w:fill="FFFFFF"/>
+          </w:tcPr>
+          <w:p>
+            <w:pPr/>
+            <w:r>
+              <w:rPr>
+                <w:sz w:val="20"/>
+              </w:rPr>
+              <w:t>Open</w:t>
+            </w:r>
+          </w:p>
+        </w:tc>
+        <w:tc>
+          <w:tcPr>
+            <w:tcW w:w="3900" w:type="dxa"/>
+            <w:tcMar>
+              <w:top w:w="80" w:type="dxa"/>
+              <w:left w:w="110" w:type="dxa"/>
+              <w:bottom w:w="80" w:type="dxa"/>
+              <w:right w:w="110" w:type="dxa"/>
+            </w:tcMar>
+            <w:shd w:val="clear" w:color="auto" w:fill="FFFFFF"/>
+          </w:tcPr>
+          <w:p>
+            <w:pPr/>
+            <w:r>
+              <w:rPr>
+                <w:sz w:val="20"/>
+              </w:rPr>
+              <w:t>Resolved — verified live</w:t>
+            </w:r>
+          </w:p>
+        </w:tc>
+        <w:tc>
+          <w:tcPr>
+            <w:tcW w:w="3900" w:type="dxa"/>
+            <w:tcMar>
+              <w:top w:w="80" w:type="dxa"/>
+              <w:left w:w="110" w:type="dxa"/>
+              <w:bottom w:w="80" w:type="dxa"/>
+              <w:right w:w="110" w:type="dxa"/>
+            </w:tcMar>
+            <w:shd w:val="clear" w:color="auto" w:fill="FFFFFF"/>
+          </w:tcPr>
+          <w:p>
+            <w:pPr/>
+            <w:r>
+              <w:rPr>
+                <w:sz w:val="20"/>
+              </w:rPr>
+              <w:t>back-end/src/utils/storage.js; old /uploads route confirmed 404</w:t>
+            </w:r>
+          </w:p>
+        </w:tc>
+      </w:tr>
+      <w:tr>
+        <w:tc>
+          <w:tcPr>
+            <w:tcW w:w="3900" w:type="dxa"/>
+            <w:tcMar>
+              <w:top w:w="80" w:type="dxa"/>
+              <w:left w:w="110" w:type="dxa"/>
+              <w:bottom w:w="80" w:type="dxa"/>
+              <w:right w:w="110" w:type="dxa"/>
+            </w:tcMar>
+            <w:shd w:val="clear" w:color="auto" w:fill="FFFFFF"/>
+          </w:tcPr>
+          <w:p>
+            <w:pPr/>
+            <w:r>
+              <w:rPr>
+                <w:sz w:val="20"/>
+              </w:rPr>
+              <w:t>3.5 Ephemeral filesystem</w:t>
+            </w:r>
+          </w:p>
+        </w:tc>
+        <w:tc>
+          <w:tcPr>
+            <w:tcW w:w="3900" w:type="dxa"/>
+            <w:tcMar>
+              <w:top w:w="80" w:type="dxa"/>
+              <w:left w:w="110" w:type="dxa"/>
+              <w:bottom w:w="80" w:type="dxa"/>
+              <w:right w:w="110" w:type="dxa"/>
+            </w:tcMar>
+            <w:shd w:val="clear" w:color="auto" w:fill="FFFFFF"/>
+          </w:tcPr>
+          <w:p>
+            <w:pPr/>
+            <w:r>
+              <w:rPr>
+                <w:sz w:val="20"/>
+              </w:rPr>
+              <w:t>Stale framing (12 Aug)</w:t>
+            </w:r>
+          </w:p>
+        </w:tc>
+        <w:tc>
+          <w:tcPr>
+            <w:tcW w:w="3900" w:type="dxa"/>
+            <w:tcMar>
+              <w:top w:w="80" w:type="dxa"/>
+              <w:left w:w="110" w:type="dxa"/>
+              <w:bottom w:w="80" w:type="dxa"/>
+              <w:right w:w="110" w:type="dxa"/>
+            </w:tcMar>
+            <w:shd w:val="clear" w:color="auto" w:fill="FFFFFF"/>
+          </w:tcPr>
+          <w:p>
+            <w:pPr/>
+            <w:r>
+              <w:rPr>
+                <w:sz w:val="20"/>
+              </w:rPr>
+              <w:t>Resolved — verified live</w:t>
+            </w:r>
+          </w:p>
+        </w:tc>
+        <w:tc>
+          <w:tcPr>
+            <w:tcW w:w="3900" w:type="dxa"/>
+            <w:tcMar>
+              <w:top w:w="80" w:type="dxa"/>
+              <w:left w:w="110" w:type="dxa"/>
+              <w:bottom w:w="80" w:type="dxa"/>
+              <w:right w:w="110" w:type="dxa"/>
+            </w:tcMar>
+            <w:shd w:val="clear" w:color="auto" w:fill="FFFFFF"/>
+          </w:tcPr>
+          <w:p>
+            <w:pPr/>
+            <w:r>
+              <w:rPr>
+                <w:sz w:val="20"/>
+              </w:rPr>
+              <w:t>Same commit as 3.4; signed URL round-trip confirmed, object survives a service restart</w:t>
+            </w:r>
+          </w:p>
+        </w:tc>
+      </w:tr>
+      <w:tr>
+        <w:tc>
+          <w:tcPr>
+            <w:tcW w:w="3900" w:type="dxa"/>
+            <w:tcMar>
+              <w:top w:w="80" w:type="dxa"/>
+              <w:left w:w="110" w:type="dxa"/>
+              <w:bottom w:w="80" w:type="dxa"/>
+              <w:right w:w="110" w:type="dxa"/>
+            </w:tcMar>
+            <w:shd w:val="clear" w:color="auto" w:fill="FFFFFF"/>
+          </w:tcPr>
+          <w:p>
+            <w:pPr/>
+            <w:r>
+              <w:rPr>
+                <w:sz w:val="20"/>
+              </w:rPr>
+              <w:t>3.6 No growth reference curves</w:t>
+            </w:r>
+          </w:p>
+        </w:tc>
+        <w:tc>
+          <w:tcPr>
+            <w:tcW w:w="3900" w:type="dxa"/>
+            <w:tcMar>
+              <w:top w:w="80" w:type="dxa"/>
+              <w:left w:w="110" w:type="dxa"/>
+              <w:bottom w:w="80" w:type="dxa"/>
+              <w:right w:w="110" w:type="dxa"/>
+            </w:tcMar>
+            <w:shd w:val="clear" w:color="auto" w:fill="FFFFFF"/>
+          </w:tcPr>
+          <w:p>
+            <w:pPr/>
+            <w:r>
+              <w:rPr>
+                <w:sz w:val="20"/>
+              </w:rPr>
+              <w:t>Resolved — uncommitted</w:t>
+            </w:r>
+          </w:p>
+        </w:tc>
+        <w:tc>
+          <w:tcPr>
+            <w:tcW w:w="3900" w:type="dxa"/>
+            <w:tcMar>
+              <w:top w:w="80" w:type="dxa"/>
+              <w:left w:w="110" w:type="dxa"/>
+              <w:bottom w:w="80" w:type="dxa"/>
+              <w:right w:w="110" w:type="dxa"/>
+            </w:tcMar>
+            <w:shd w:val="clear" w:color="auto" w:fill="FFFFFF"/>
+          </w:tcPr>
+          <w:p>
+            <w:pPr/>
+            <w:r>
+              <w:rPr>
+                <w:sz w:val="20"/>
+              </w:rPr>
+              <w:t>Resolved — committed</w:t>
+            </w:r>
+          </w:p>
+        </w:tc>
+        <w:tc>
+          <w:tcPr>
+            <w:tcW w:w="3900" w:type="dxa"/>
+            <w:tcMar>
+              <w:top w:w="80" w:type="dxa"/>
+              <w:left w:w="110" w:type="dxa"/>
+              <w:bottom w:w="80" w:type="dxa"/>
+              <w:right w:w="110" w:type="dxa"/>
+            </w:tcMar>
+            <w:shd w:val="clear" w:color="auto" w:fill="FFFFFF"/>
+          </w:tcPr>
+          <w:p>
+            <w:pPr/>
+            <w:r>
+              <w:rPr>
+                <w:sz w:val="20"/>
+              </w:rPr>
+              <w:t>Commit 0b77a467</w:t>
+            </w:r>
+          </w:p>
+        </w:tc>
+      </w:tr>
+    </w:tbl>
+    <w:p>
+      <w:pPr>
+        <w:pStyle w:val="Heading1"/>
         <w:pBdr>
           <w:bottom w:val="single" w:sz="8" w:space="4" w:color="1F4E79"/>
         </w:pBdr>
@@ -4364,6 +5020,67 @@
       </w:r>
       <w:bookmarkEnd w:id="12"/>
     </w:p>
+    <w:tbl>
+      <w:tblPr>
+        <w:tblW w:w="9360" w:type="dxa"/>
+        <w:tblBorders>
+          <w:top w:val="single" w:sz="4" w:space="0" w:color="B00020"/>
+          <w:left w:val="single" w:sz="24" w:space="0" w:color="B00020"/>
+          <w:bottom w:val="single" w:sz="4" w:space="0" w:color="B00020"/>
+          <w:right w:val="single" w:sz="4" w:space="0" w:color="B00020"/>
+        </w:tblBorders>
+        <w:tblCellMar>
+          <w:left w:w="10" w:type="dxa"/>
+          <w:right w:w="10" w:type="dxa"/>
+        </w:tblCellMar>
+        <w:tblLook w:val="04A0" w:firstRow="1" w:lastRow="0" w:firstColumn="1" w:lastColumn="0" w:noHBand="0" w:noVBand="1"/>
+      </w:tblPr>
+      <w:tblGrid>
+        <w:gridCol w:w="9360"/>
+      </w:tblGrid>
+      <w:tr>
+        <w:tc>
+          <w:tcPr>
+            <w:tcW w:w="9360" w:type="dxa"/>
+            <w:shd w:val="clear" w:color="auto" w:fill="FFF8E1"/>
+            <w:tcMar>
+              <w:top w:w="80" w:type="dxa"/>
+              <w:left w:w="110" w:type="dxa"/>
+              <w:bottom w:w="80" w:type="dxa"/>
+              <w:right w:w="110" w:type="dxa"/>
+            </w:tcMar>
+          </w:tcPr>
+          <w:p>
+            <w:pPr/>
+            <w:r>
+              <w:rPr>
+                <w:b/>
+                <w:color w:val="9A6700"/>
+              </w:rPr>
+              <w:t>◑ PARTIALLY RESOLVED (14 August 2026)</w:t>
+            </w:r>
+          </w:p>
+          <w:p>
+            <w:pPr/>
+            <w:r>
+              <w:rPr>
+                <w:sz w:val="20"/>
+              </w:rPr>
+              <w:t>The document's own named shortcut is now built: front-end/utils/offlineSummary.js caches a flattened per-child summary (profile, vaccination status, current medications, recent checkups) to the device every time the Dashboard loads successfully, and components/OfflineSummaryView.js reads it back with zero network requests. An always-visible “Offline Summary” card on the Dashboard opens it — not hidden behind a failed fetch, reachable in advance.</w:t>
+            </w:r>
+          </w:p>
+          <w:p>
+            <w:pPr/>
+            <w:r>
+              <w:rPr>
+                <w:sz w:val="20"/>
+              </w:rPr>
+              <w:t>What remains exactly as described below: the full stale-while-revalidate cache with a write queue (Option C1 in the original recommendation) was deliberately not built. A half-built cache without the sync-banner safeguard can show stale data as current, which is worse than showing nothing — and doing it properly across the app's 15+ data-fetching screens is a multi-day job on its own.</w:t>
+            </w:r>
+          </w:p>
+        </w:tc>
+      </w:tr>
+    </w:tbl>
     <w:p>
       <w:pPr>
         <w:pStyle w:val="Heading3"/>
@@ -4690,6 +5407,67 @@
       </w:r>
       <w:bookmarkEnd w:id="16"/>
     </w:p>
+    <w:tbl>
+      <w:tblPr>
+        <w:tblW w:w="9360" w:type="dxa"/>
+        <w:tblBorders>
+          <w:top w:val="single" w:sz="4" w:space="0" w:color="B00020"/>
+          <w:left w:val="single" w:sz="24" w:space="0" w:color="B00020"/>
+          <w:bottom w:val="single" w:sz="4" w:space="0" w:color="B00020"/>
+          <w:right w:val="single" w:sz="4" w:space="0" w:color="B00020"/>
+        </w:tblBorders>
+        <w:tblCellMar>
+          <w:left w:w="10" w:type="dxa"/>
+          <w:right w:w="10" w:type="dxa"/>
+        </w:tblCellMar>
+        <w:tblLook w:val="04A0" w:firstRow="1" w:lastRow="0" w:firstColumn="1" w:lastColumn="0" w:noHBand="0" w:noVBand="1"/>
+      </w:tblPr>
+      <w:tblGrid>
+        <w:gridCol w:w="9360"/>
+      </w:tblGrid>
+      <w:tr>
+        <w:tc>
+          <w:tcPr>
+            <w:tcW w:w="9360" w:type="dxa"/>
+            <w:shd w:val="clear" w:color="auto" w:fill="E8F5E9"/>
+            <w:tcMar>
+              <w:top w:w="80" w:type="dxa"/>
+              <w:left w:w="110" w:type="dxa"/>
+              <w:bottom w:w="80" w:type="dxa"/>
+              <w:right w:w="110" w:type="dxa"/>
+            </w:tcMar>
+          </w:tcPr>
+          <w:p>
+            <w:pPr/>
+            <w:r>
+              <w:rPr>
+                <w:b/>
+                <w:color w:val="1B5E20"/>
+              </w:rPr>
+              <w:t>✅ RESOLVED (14 August 2026)</w:t>
+            </w:r>
+          </w:p>
+          <w:p>
+            <w:pPr/>
+            <w:r>
+              <w:rPr>
+                <w:sz w:val="20"/>
+              </w:rPr>
+              <w:t>medicalHistory is now a category in RECORD_LABELS and buildSnapshot() (back-end/src/utils/snapshot.js), covering illnesses, medications, and hospitalizations, mirrored in front-end/utils/shareStore.js and rendered in ProfessionalView.js. A doctor scanning a share that includes this category now sees current medications and illness history.</w:t>
+            </w:r>
+          </w:p>
+          <w:p>
+            <w:pPr/>
+            <w:r>
+              <w:rPr>
+                <w:sz w:val="20"/>
+              </w:rPr>
+              <w:t>What remains as a refinement, not a missing fix: this is one combined category rather than three separate toggles, and there is no one-tap “share what a doctor usually needs” preset yet. The safety gap this section identified — medical history being completely absent — is closed.</w:t>
+            </w:r>
+          </w:p>
+        </w:tc>
+      </w:tr>
+    </w:tbl>
     <w:p>
       <w:pPr>
         <w:pStyle w:val="Heading3"/>
@@ -4963,6 +5741,58 @@
       </w:r>
       <w:bookmarkEnd w:id="20"/>
     </w:p>
+    <w:tbl>
+      <w:tblPr>
+        <w:tblW w:w="9360" w:type="dxa"/>
+        <w:tblBorders>
+          <w:top w:val="single" w:sz="4" w:space="0" w:color="B00020"/>
+          <w:left w:val="single" w:sz="24" w:space="0" w:color="B00020"/>
+          <w:bottom w:val="single" w:sz="4" w:space="0" w:color="B00020"/>
+          <w:right w:val="single" w:sz="4" w:space="0" w:color="B00020"/>
+        </w:tblBorders>
+        <w:tblCellMar>
+          <w:left w:w="10" w:type="dxa"/>
+          <w:right w:w="10" w:type="dxa"/>
+        </w:tblCellMar>
+        <w:tblLook w:val="04A0" w:firstRow="1" w:lastRow="0" w:firstColumn="1" w:lastColumn="0" w:noHBand="0" w:noVBand="1"/>
+      </w:tblPr>
+      <w:tblGrid>
+        <w:gridCol w:w="9360"/>
+      </w:tblGrid>
+      <w:tr>
+        <w:tc>
+          <w:tcPr>
+            <w:tcW w:w="9360" w:type="dxa"/>
+            <w:shd w:val="clear" w:color="auto" w:fill="E8F0FE"/>
+            <w:tcMar>
+              <w:top w:w="80" w:type="dxa"/>
+              <w:left w:w="110" w:type="dxa"/>
+              <w:bottom w:w="80" w:type="dxa"/>
+              <w:right w:w="110" w:type="dxa"/>
+            </w:tcMar>
+          </w:tcPr>
+          <w:p>
+            <w:pPr/>
+            <w:r>
+              <w:rPr>
+                <w:b/>
+                <w:color w:val="0B5394"/>
+              </w:rPr>
+              <w:t>↻ Updated (14 August 2026)</w:t>
+            </w:r>
+          </w:p>
+          <w:p>
+            <w:pPr/>
+            <w:r>
+              <w:rPr>
+                <w:sz w:val="20"/>
+              </w:rPr>
+              <w:t>Not resolved — the fix below is unchanged and still not implemented. What changed: this fix's stated dependency (a safe way to reference an attachment without freezing a permanent public URL into a share snapshot) is now satisfied by the 3.4/3.5 fix, which added exactly that mechanism (signed, time-limited URLs resolved from an opaque storage reference). This is now the next natural increment, not blocked on anything else.</w:t>
+            </w:r>
+          </w:p>
+        </w:tc>
+      </w:tr>
+    </w:tbl>
     <w:p>
       <w:pPr>
         <w:spacing w:after="120"/>
@@ -5039,6 +5869,67 @@
       </w:r>
       <w:bookmarkEnd w:id="21"/>
     </w:p>
+    <w:tbl>
+      <w:tblPr>
+        <w:tblW w:w="9360" w:type="dxa"/>
+        <w:tblBorders>
+          <w:top w:val="single" w:sz="4" w:space="0" w:color="B00020"/>
+          <w:left w:val="single" w:sz="24" w:space="0" w:color="B00020"/>
+          <w:bottom w:val="single" w:sz="4" w:space="0" w:color="B00020"/>
+          <w:right w:val="single" w:sz="4" w:space="0" w:color="B00020"/>
+        </w:tblBorders>
+        <w:tblCellMar>
+          <w:left w:w="10" w:type="dxa"/>
+          <w:right w:w="10" w:type="dxa"/>
+        </w:tblCellMar>
+        <w:tblLook w:val="04A0" w:firstRow="1" w:lastRow="0" w:firstColumn="1" w:lastColumn="0" w:noHBand="0" w:noVBand="1"/>
+      </w:tblPr>
+      <w:tblGrid>
+        <w:gridCol w:w="9360"/>
+      </w:tblGrid>
+      <w:tr>
+        <w:tc>
+          <w:tcPr>
+            <w:tcW w:w="9360" w:type="dxa"/>
+            <w:shd w:val="clear" w:color="auto" w:fill="E8F5E9"/>
+            <w:tcMar>
+              <w:top w:w="80" w:type="dxa"/>
+              <w:left w:w="110" w:type="dxa"/>
+              <w:bottom w:w="80" w:type="dxa"/>
+              <w:right w:w="110" w:type="dxa"/>
+            </w:tcMar>
+          </w:tcPr>
+          <w:p>
+            <w:pPr/>
+            <w:r>
+              <w:rPr>
+                <w:b/>
+                <w:color w:val="1B5E20"/>
+              </w:rPr>
+              <w:t>✅ RESOLVED (14 August 2026) — verified live</w:t>
+            </w:r>
+          </w:p>
+          <w:p>
+            <w:pPr/>
+            <w:r>
+              <w:rPr>
+                <w:sz w:val="20"/>
+              </w:rPr>
+              <w:t>The express.static("/uploads") mount is deleted from back-end/src/app.js. Uploads go to a private Supabase Storage bucket (back-end/src/utils/storage.js) via crypto.randomUUID() keys; the database stores an opaque sb://... reference, never a URL. Every read resolves that reference to a signed URL, valid for one hour, generated only for an authenticated, ownership-checked request.</w:t>
+            </w:r>
+          </w:p>
+          <w:p>
+            <w:pPr/>
+            <w:r>
+              <w:rPr>
+                <w:sz w:val="20"/>
+              </w:rPr>
+              <w:t>Verified against the live deployment, not just read from source: uploaded a real test photo, confirmed the database column stores the opaque reference rather than a link, confirmed the old /uploads/&lt;file&gt; route now returns 404, and confirmed a deleted attachment's file is actually gone from storage (direct download attempt returns “Object not found”).</w:t>
+            </w:r>
+          </w:p>
+        </w:tc>
+      </w:tr>
+    </w:tbl>
     <w:p>
       <w:pPr>
         <w:pStyle w:val="Heading3"/>
@@ -5552,72 +6443,6 @@
         </w:tc>
       </w:tr>
     </w:tbl>
-    <w:p>
-      <w:pPr>
-        <w:spacing w:after="120"/>
-      </w:pPr>
-      <w:r>
-        <w:t xml:space="preserve">The database rows survive. The files do not. The result is silent, permanent, unrecoverable data loss: every memory photo and every mandatory attachment </w:t>
-      </w:r>
-      <w:proofErr w:type="gramStart"/>
-      <w:r>
-        <w:t>becomes</w:t>
-      </w:r>
-      <w:proofErr w:type="gramEnd"/>
-      <w:r>
-        <w:t xml:space="preserve"> a broken image, and there is no backup because there was never a second copy.</w:t>
-      </w:r>
-    </w:p>
-    <w:p>
-      <w:pPr>
-        <w:spacing w:after="120"/>
-      </w:pPr>
-      <w:r>
-        <w:t>This will happen. Not "might" — will, on your next deploy. And because the app will keep rendering the record rows normally, you may not notice until a parent asks where their photos went.</w:t>
-      </w:r>
-    </w:p>
-    <w:p>
-      <w:pPr>
-        <w:spacing w:after="120"/>
-      </w:pPr>
-      <w:r>
-        <w:t xml:space="preserve">Fix: move file storage to </w:t>
-      </w:r>
-      <w:proofErr w:type="spellStart"/>
-      <w:r>
-        <w:t>Supabase</w:t>
-      </w:r>
-      <w:proofErr w:type="spellEnd"/>
-      <w:r>
-        <w:t xml:space="preserve"> Storage (you already have </w:t>
-      </w:r>
-      <w:proofErr w:type="spellStart"/>
-      <w:r>
-        <w:t>Supabase</w:t>
-      </w:r>
-      <w:proofErr w:type="spellEnd"/>
-      <w:r>
-        <w:t>) or any S3-compatible bucket, store the object key rather than a URL, and generate signed URLs on demand. This is a half-day change that prevents a category of failure you cannot undo.</w:t>
-      </w:r>
-    </w:p>
-    <w:p>
-      <w:pPr>
-        <w:pStyle w:val="Heading2"/>
-        <w:spacing w:before="280" w:after="120"/>
-      </w:pPr>
-      <w:bookmarkStart w:id="26" w:name="_Toc236918654"/>
-      <w:r>
-        <w:rPr>
-          <w:b/>
-          <w:bCs/>
-          <w:color w:val="B00020"/>
-          <w:sz w:val="25"/>
-          <w:szCs w:val="25"/>
-        </w:rPr>
-        <w:t>3.6 Growth tracking has no reference curves, so it cannot answer the question parents ask</w:t>
-      </w:r>
-      <w:bookmarkEnd w:id="26"/>
-    </w:p>
     <w:tbl>
       <w:tblPr>
         <w:tblW w:w="9360" w:type="dxa"/>
@@ -5655,6 +6480,124 @@
                 <w:b/>
                 <w:color w:val="1B5E20"/>
               </w:rPr>
+              <w:t>✅ RESOLVED (14 August 2026) — verified live</w:t>
+            </w:r>
+          </w:p>
+          <w:p>
+            <w:pPr/>
+            <w:r>
+              <w:rPr>
+                <w:sz w:val="20"/>
+              </w:rPr>
+              <w:t>Same fix and same commit as 3.4 above — moving to Supabase Storage was one migration that closed both problems. Confirmed a photo uploaded through the API remained retrievable after the backend process was restarted, which is the specific failure mode this section describes (files disappearing on redeploy/restart).</w:t>
+            </w:r>
+          </w:p>
+        </w:tc>
+      </w:tr>
+    </w:tbl>
+    <w:p>
+      <w:pPr>
+        <w:spacing w:after="120"/>
+      </w:pPr>
+      <w:r>
+        <w:t xml:space="preserve">The database rows survive. The files do not. The result is silent, permanent, unrecoverable data loss: every memory photo and every mandatory attachment </w:t>
+      </w:r>
+      <w:proofErr w:type="gramStart"/>
+      <w:r>
+        <w:t>becomes</w:t>
+      </w:r>
+      <w:proofErr w:type="gramEnd"/>
+      <w:r>
+        <w:t xml:space="preserve"> a broken image, and there is no backup because there was never a second copy.</w:t>
+      </w:r>
+    </w:p>
+    <w:p>
+      <w:pPr>
+        <w:spacing w:after="120"/>
+      </w:pPr>
+      <w:r>
+        <w:t>This will happen. Not "might" — will, on your next deploy. And because the app will keep rendering the record rows normally, you may not notice until a parent asks where their photos went.</w:t>
+      </w:r>
+    </w:p>
+    <w:p>
+      <w:pPr>
+        <w:spacing w:after="120"/>
+      </w:pPr>
+      <w:r>
+        <w:t xml:space="preserve">Fix: move file storage to </w:t>
+      </w:r>
+      <w:proofErr w:type="spellStart"/>
+      <w:r>
+        <w:t>Supabase</w:t>
+      </w:r>
+      <w:proofErr w:type="spellEnd"/>
+      <w:r>
+        <w:t xml:space="preserve"> Storage (you already have </w:t>
+      </w:r>
+      <w:proofErr w:type="spellStart"/>
+      <w:r>
+        <w:t>Supabase</w:t>
+      </w:r>
+      <w:proofErr w:type="spellEnd"/>
+      <w:r>
+        <w:t>) or any S3-compatible bucket, store the object key rather than a URL, and generate signed URLs on demand. This is a half-day change that prevents a category of failure you cannot undo.</w:t>
+      </w:r>
+    </w:p>
+    <w:p>
+      <w:pPr>
+        <w:pStyle w:val="Heading2"/>
+        <w:spacing w:before="280" w:after="120"/>
+      </w:pPr>
+      <w:bookmarkStart w:id="26" w:name="_Toc236918654"/>
+      <w:r>
+        <w:rPr>
+          <w:b/>
+          <w:bCs/>
+          <w:color w:val="B00020"/>
+          <w:sz w:val="25"/>
+          <w:szCs w:val="25"/>
+        </w:rPr>
+        <w:t>3.6 Growth tracking has no reference curves, so it cannot answer the question parents ask</w:t>
+      </w:r>
+      <w:bookmarkEnd w:id="26"/>
+    </w:p>
+    <w:tbl>
+      <w:tblPr>
+        <w:tblW w:w="9360" w:type="dxa"/>
+        <w:tblBorders>
+          <w:top w:val="single" w:sz="4" w:space="0" w:color="B00020"/>
+          <w:left w:val="single" w:sz="24" w:space="0" w:color="B00020"/>
+          <w:bottom w:val="single" w:sz="4" w:space="0" w:color="B00020"/>
+          <w:right w:val="single" w:sz="4" w:space="0" w:color="B00020"/>
+        </w:tblBorders>
+        <w:tblCellMar>
+          <w:left w:w="10" w:type="dxa"/>
+          <w:right w:w="10" w:type="dxa"/>
+        </w:tblCellMar>
+        <w:tblLook w:val="04A0" w:firstRow="1" w:lastRow="0" w:firstColumn="1" w:lastColumn="0" w:noHBand="0" w:noVBand="1"/>
+      </w:tblPr>
+      <w:tblGrid>
+        <w:gridCol w:w="9360"/>
+      </w:tblGrid>
+      <w:tr>
+        <w:tc>
+          <w:tcPr>
+            <w:tcW w:w="9360" w:type="dxa"/>
+            <w:shd w:val="clear" w:color="auto" w:fill="E8F5E9"/>
+            <w:tcMar>
+              <w:top w:w="80" w:type="dxa"/>
+              <w:left w:w="110" w:type="dxa"/>
+              <w:bottom w:w="80" w:type="dxa"/>
+              <w:right w:w="110" w:type="dxa"/>
+            </w:tcMar>
+          </w:tcPr>
+          <w:p>
+            <w:pPr/>
+            <w:r>
+              <w:rPr>
+                <w:b/>
+                <w:color w:val="1B5E20"/>
+              </w:rPr>
               <w:t>✅ RESOLVED (12 August 2026) — with a caveat: not committed</w:t>
             </w:r>
           </w:p>
@@ -5674,6 +6617,58 @@
                 <w:sz w:val="20"/>
               </w:rPr>
               <w:t>However: every one of these files is uncommitted — git status shows them as untracked or modified, on no commit, no branch. This is real, working code sitting only in a local working tree. It does not count as shipped until it is committed and pushed. Commit it before claiming this fix in a defense.</w:t>
+            </w:r>
+          </w:p>
+        </w:tc>
+      </w:tr>
+    </w:tbl>
+    <w:tbl>
+      <w:tblPr>
+        <w:tblW w:w="9360" w:type="dxa"/>
+        <w:tblBorders>
+          <w:top w:val="single" w:sz="4" w:space="0" w:color="B00020"/>
+          <w:left w:val="single" w:sz="24" w:space="0" w:color="B00020"/>
+          <w:bottom w:val="single" w:sz="4" w:space="0" w:color="B00020"/>
+          <w:right w:val="single" w:sz="4" w:space="0" w:color="B00020"/>
+        </w:tblBorders>
+        <w:tblCellMar>
+          <w:left w:w="10" w:type="dxa"/>
+          <w:right w:w="10" w:type="dxa"/>
+        </w:tblCellMar>
+        <w:tblLook w:val="04A0" w:firstRow="1" w:lastRow="0" w:firstColumn="1" w:lastColumn="0" w:noHBand="0" w:noVBand="1"/>
+      </w:tblPr>
+      <w:tblGrid>
+        <w:gridCol w:w="9360"/>
+      </w:tblGrid>
+      <w:tr>
+        <w:tc>
+          <w:tcPr>
+            <w:tcW w:w="9360" w:type="dxa"/>
+            <w:shd w:val="clear" w:color="auto" w:fill="E8F5E9"/>
+            <w:tcMar>
+              <w:top w:w="80" w:type="dxa"/>
+              <w:left w:w="110" w:type="dxa"/>
+              <w:bottom w:w="80" w:type="dxa"/>
+              <w:right w:w="110" w:type="dxa"/>
+            </w:tcMar>
+          </w:tcPr>
+          <w:p>
+            <w:pPr/>
+            <w:r>
+              <w:rPr>
+                <w:b/>
+                <w:color w:val="1B5E20"/>
+              </w:rPr>
+              <w:t>✅ Committed (14 August 2026)</w:t>
+            </w:r>
+          </w:p>
+          <w:p>
+            <w:pPr/>
+            <w:r>
+              <w:rPr>
+                <w:sz w:val="20"/>
+              </w:rPr>
+              <w:t>The caveat above no longer applies. All three files are committed to development (commit 0b77a467) and pushed to origin. The self-check script (front-end/utils/whoGrowth.check.js, 44 checks against WHO's own published LMS/SD values) was run and passed before committing.</w:t>
             </w:r>
           </w:p>
         </w:tc>
@@ -8862,6 +9857,13 @@
           <w:p>
             <w:r>
               <w:rPr>
+                <w:b/>
+                <w:color w:val="1B5E20"/>
+              </w:rPr>
+              <w:t xml:space="preserve">✅ DONE — </w:t>
+            </w:r>
+            <w:r>
+              <w:rPr>
                 <w:sz w:val="19"/>
                 <w:szCs w:val="19"/>
               </w:rPr>
@@ -9042,6 +10044,13 @@
             </w:tcMar>
           </w:tcPr>
           <w:p>
+            <w:r>
+              <w:rPr>
+                <w:b/>
+                <w:color w:val="1B5E20"/>
+              </w:rPr>
+              <w:t xml:space="preserve">✅ DONE — </w:t>
+            </w:r>
             <w:r>
               <w:rPr>
                 <w:sz w:val="19"/>
@@ -11464,6 +12473,18 @@
       </w:r>
     </w:p>
     <w:p>
+      <w:pPr/>
+      <w:r>
+        <w:rPr>
+          <w:b/>
+        </w:rPr>
+        <w:t xml:space="preserve">Update — 14 August 2026: </w:t>
+      </w:r>
+      <w:r>
+        <w:t>The P0 list is now 2 of 6 items closed — the two most consequential ones (file storage moved off the public, ephemeral disk; medical history added to shares). The remaining four P0 items are all Section 5 security defects (rate limiting, cryptographically random codes, fail-closed decryption, fail-closed CORS) and have not moved. This is a meaningfully different position than 12 August: the axis that gates deployment at all has finally started moving. See Section 9 for what “deployment” now means with a paying-customer audience rather than a defense panel.</w:t>
+      </w:r>
+    </w:p>
+    <w:p>
       <w:pPr>
         <w:spacing w:after="300"/>
       </w:pPr>
@@ -11570,6 +12591,832 @@
       </w:tr>
     </w:tbl>
     <w:p/>
+    <w:p>
+      <w:pPr>
+        <w:pStyle w:val="Heading1"/>
+      </w:pPr>
+      <w:r>
+        <w:t>9. Launch Readiness — From Capstone Defense to Production SaaS</w:t>
+      </w:r>
+    </w:p>
+    <w:p>
+      <w:pPr/>
+      <w:r>
+        <w:t>This evaluation was written for a defense panel. The defense is done. Everything above this section is accurate as a historical record of what was found and fixed between 01 and 14 August 2026, and Sections 6–8 in particular (the P0/P1/P2 fix list, the panel-question rehearsal table, the closing assessment) were written for that specific audience and that specific event. They are not the list to work from now. The question has changed from “what will a panel ask” to “what happens when a real parent, who is not grading you, trusts this app with their child's medical records and pays for it monthly.” That is a higher bar in some places and a lower one in others, and it is worth being explicit about which is which.</w:t>
+      </w:r>
+    </w:p>
+    <w:p>
+      <w:pPr>
+        <w:pStyle w:val="Heading2"/>
+      </w:pPr>
+      <w:r>
+        <w:t>What the last two commits actually bought you</w:t>
+      </w:r>
+    </w:p>
+    <w:p>
+      <w:pPr/>
+      <w:r>
+        <w:t>3.2, 3.4, and 3.5 — three of the six Section 3 findings — are resolved and verified against the live deployment, not just committed. That specifically closes the two P0 items with the worst realistic downside: a data breach involving children's medical documents, and guaranteed data loss on every redeploy. For a business handling real medical data, those were not optional either way — they were the two things standing furthest between this project and something you could legally and safely charge money for. Good that they're first.</w:t>
+      </w:r>
+    </w:p>
+    <w:p>
+      <w:pPr>
+        <w:pStyle w:val="Heading2"/>
+      </w:pPr>
+      <w:r>
+        <w:t>The pre-launch checklist — not the same as the P0/P1/P2 list above</w:t>
+      </w:r>
+    </w:p>
+    <w:p>
+      <w:pPr/>
+      <w:r>
+        <w:t>Ordered by what actually stops you from launching, not by what a panel is likely to ask about.</w:t>
+      </w:r>
+    </w:p>
+    <w:tbl>
+      <w:tblPr>
+        <w:tblW w:w="9360" w:type="dxa"/>
+        <w:tblBorders>
+          <w:top w:val="single" w:sz="4" w:space="0" w:color="auto"/>
+          <w:left w:val="single" w:sz="4" w:space="0" w:color="auto"/>
+          <w:bottom w:val="single" w:sz="4" w:space="0" w:color="auto"/>
+          <w:right w:val="single" w:sz="4" w:space="0" w:color="auto"/>
+          <w:insideH w:val="single" w:sz="4" w:space="0" w:color="auto"/>
+          <w:insideV w:val="single" w:sz="4" w:space="0" w:color="auto"/>
+        </w:tblBorders>
+        <w:tblCellMar>
+          <w:left w:w="10" w:type="dxa"/>
+          <w:right w:w="10" w:type="dxa"/>
+        </w:tblCellMar>
+        <w:tblLook w:val="04A0" w:firstRow="1" w:lastRow="0" w:firstColumn="1" w:lastColumn="0" w:noHBand="0" w:noVBand="1"/>
+      </w:tblPr>
+      <w:tblGrid>
+        <w:gridCol w:w="3900"/>
+        <w:gridCol w:w="4260"/>
+        <w:gridCol w:w="1200"/>
+      </w:tblGrid>
+      <w:tr>
+        <w:tblPrEx>
+          <w:tblCellMar>
+            <w:top w:w="0" w:type="dxa"/>
+            <w:bottom w:w="0" w:type="dxa"/>
+          </w:tblCellMar>
+        </w:tblPrEx>
+        <w:trPr>
+          <w:tblHeader/>
+        </w:trPr>
+        <w:tc>
+          <w:tcPr>
+            <w:tcW w:w="3900" w:type="dxa"/>
+            <w:shd w:val="clear" w:color="auto" w:fill="B00020"/>
+            <w:tcMar>
+              <w:top w:w="80" w:type="dxa"/>
+              <w:left w:w="110" w:type="dxa"/>
+              <w:bottom w:w="80" w:type="dxa"/>
+              <w:right w:w="110" w:type="dxa"/>
+            </w:tcMar>
+          </w:tcPr>
+          <w:p>
+            <w:r>
+              <w:rPr>
+                <w:b/>
+                <w:color w:val="FFFFFF"/>
+              </w:rPr>
+              <w:t>Item</w:t>
+            </w:r>
+          </w:p>
+        </w:tc>
+        <w:tc>
+          <w:tcPr>
+            <w:tcW w:w="4260" w:type="dxa"/>
+            <w:shd w:val="clear" w:color="auto" w:fill="B00020"/>
+            <w:tcMar>
+              <w:top w:w="80" w:type="dxa"/>
+              <w:left w:w="110" w:type="dxa"/>
+              <w:bottom w:w="80" w:type="dxa"/>
+              <w:right w:w="110" w:type="dxa"/>
+            </w:tcMar>
+          </w:tcPr>
+          <w:p>
+            <w:r>
+              <w:rPr>
+                <w:b/>
+                <w:color w:val="FFFFFF"/>
+              </w:rPr>
+              <w:t>Why it matters for a paying product</w:t>
+            </w:r>
+          </w:p>
+        </w:tc>
+        <w:tc>
+          <w:tcPr>
+            <w:tcW w:w="1200" w:type="dxa"/>
+            <w:shd w:val="clear" w:color="auto" w:fill="B00020"/>
+            <w:tcMar>
+              <w:top w:w="80" w:type="dxa"/>
+              <w:left w:w="110" w:type="dxa"/>
+              <w:bottom w:w="80" w:type="dxa"/>
+              <w:right w:w="110" w:type="dxa"/>
+            </w:tcMar>
+          </w:tcPr>
+          <w:p>
+            <w:r>
+              <w:rPr>
+                <w:b/>
+                <w:color w:val="FFFFFF"/>
+              </w:rPr>
+              <w:t>Status</w:t>
+            </w:r>
+          </w:p>
+        </w:tc>
+      </w:tr>
+      <w:tr>
+        <w:tblPrEx>
+          <w:tblCellMar>
+            <w:top w:w="0" w:type="dxa"/>
+            <w:bottom w:w="0" w:type="dxa"/>
+          </w:tblCellMar>
+        </w:tblPrEx>
+        <w:tc>
+          <w:tcPr>
+            <w:tcW w:w="3900" w:type="dxa"/>
+            <w:tcMar>
+              <w:top w:w="80" w:type="dxa"/>
+              <w:left w:w="110" w:type="dxa"/>
+              <w:bottom w:w="80" w:type="dxa"/>
+              <w:right w:w="110" w:type="dxa"/>
+            </w:tcMar>
+          </w:tcPr>
+          <w:p>
+            <w:proofErr w:type="spellStart"/>
+            <w:proofErr w:type="spellEnd"/>
+            <w:r>
+              <w:rPr>
+                <w:sz w:val="20"/>
+              </w:rPr>
+              <w:t>Section 5 security defects — especially predictable share-code generation behind a public, unauthenticated, unthrottled endpoint</w:t>
+            </w:r>
+          </w:p>
+        </w:tc>
+        <w:tc>
+          <w:tcPr>
+            <w:tcW w:w="4260" w:type="dxa"/>
+            <w:tcMar>
+              <w:top w:w="80" w:type="dxa"/>
+              <w:left w:w="110" w:type="dxa"/>
+              <w:bottom w:w="80" w:type="dxa"/>
+              <w:right w:w="110" w:type="dxa"/>
+            </w:tcMar>
+          </w:tcPr>
+          <w:p>
+            <w:r>
+              <w:rPr>
+                <w:sz w:val="20"/>
+              </w:rPr>
+              <w:t>This document already called this “the most serious finding” for a demo. For a business with real customers and real liability, an unauthenticated endpoint returning a child's medical records to anyone who can guess or brute-force a code is not a finding — it's an incident waiting to happen. RA 10173's penalties stop being hypothetical the moment you have real users.</w:t>
+            </w:r>
+          </w:p>
+        </w:tc>
+        <w:tc>
+          <w:tcPr>
+            <w:tcW w:w="1200" w:type="dxa"/>
+            <w:tcMar>
+              <w:top w:w="80" w:type="dxa"/>
+              <w:left w:w="110" w:type="dxa"/>
+              <w:bottom w:w="80" w:type="dxa"/>
+              <w:right w:w="110" w:type="dxa"/>
+            </w:tcMar>
+          </w:tcPr>
+          <w:p>
+            <w:r>
+              <w:rPr>
+                <w:sz w:val="20"/>
+              </w:rPr>
+              <w:t>Not started</w:t>
+            </w:r>
+          </w:p>
+        </w:tc>
+      </w:tr>
+      <w:tr>
+        <w:tblPrEx>
+          <w:tblCellMar>
+            <w:top w:w="0" w:type="dxa"/>
+            <w:bottom w:w="0" w:type="dxa"/>
+          </w:tblCellMar>
+        </w:tblPrEx>
+        <w:tc>
+          <w:tcPr>
+            <w:tcW w:w="3900" w:type="dxa"/>
+            <w:shd w:val="clear" w:color="auto" w:fill="F7F9FC"/>
+            <w:tcMar>
+              <w:top w:w="80" w:type="dxa"/>
+              <w:left w:w="110" w:type="dxa"/>
+              <w:bottom w:w="80" w:type="dxa"/>
+              <w:right w:w="110" w:type="dxa"/>
+            </w:tcMar>
+          </w:tcPr>
+          <w:p>
+            <w:proofErr w:type="spellStart"/>
+            <w:proofErr w:type="spellEnd"/>
+            <w:proofErr w:type="spellStart"/>
+            <w:proofErr w:type="gramStart"/>
+            <w:proofErr w:type="spellEnd"/>
+            <w:proofErr w:type="gramEnd"/>
+            <w:r>
+              <w:rPr>
+                <w:sz w:val="20"/>
+              </w:rPr>
+              <w:t>Hosting tier (currently Render Free)</w:t>
+            </w:r>
+          </w:p>
+        </w:tc>
+        <w:tc>
+          <w:tcPr>
+            <w:tcW w:w="4260" w:type="dxa"/>
+            <w:shd w:val="clear" w:color="auto" w:fill="F7F9FC"/>
+            <w:tcMar>
+              <w:top w:w="80" w:type="dxa"/>
+              <w:left w:w="110" w:type="dxa"/>
+              <w:bottom w:w="80" w:type="dxa"/>
+              <w:right w:w="110" w:type="dxa"/>
+            </w:tcMar>
+          </w:tcPr>
+          <w:p>
+            <w:r>
+              <w:rPr>
+                <w:sz w:val="20"/>
+              </w:rPr>
+              <w:t>15-minute idle spin-down and no uptime guarantee are fine for a demo, not for a product someone pays a monthly fee for. Uploaded files now survive this (Supabase Storage); the API and database connection still don't have a paid tier's guarantees.</w:t>
+            </w:r>
+          </w:p>
+        </w:tc>
+        <w:tc>
+          <w:tcPr>
+            <w:tcW w:w="1200" w:type="dxa"/>
+            <w:shd w:val="clear" w:color="auto" w:fill="F7F9FC"/>
+            <w:tcMar>
+              <w:top w:w="80" w:type="dxa"/>
+              <w:left w:w="110" w:type="dxa"/>
+              <w:bottom w:w="80" w:type="dxa"/>
+              <w:right w:w="110" w:type="dxa"/>
+            </w:tcMar>
+          </w:tcPr>
+          <w:p>
+            <w:r>
+              <w:rPr>
+                <w:sz w:val="20"/>
+              </w:rPr>
+              <w:t>Not started</w:t>
+            </w:r>
+          </w:p>
+        </w:tc>
+      </w:tr>
+      <w:tr>
+        <w:tblPrEx>
+          <w:tblCellMar>
+            <w:top w:w="0" w:type="dxa"/>
+            <w:bottom w:w="0" w:type="dxa"/>
+          </w:tblCellMar>
+        </w:tblPrEx>
+        <w:tc>
+          <w:tcPr>
+            <w:tcW w:w="3900" w:type="dxa"/>
+            <w:tcMar>
+              <w:top w:w="80" w:type="dxa"/>
+              <w:left w:w="110" w:type="dxa"/>
+              <w:bottom w:w="80" w:type="dxa"/>
+              <w:right w:w="110" w:type="dxa"/>
+            </w:tcMar>
+          </w:tcPr>
+          <w:p>
+            <w:r>
+              <w:rPr>
+                <w:sz w:val="20"/>
+              </w:rPr>
+              <w:t>Database backup / disaster-recovery plan</w:t>
+            </w:r>
+          </w:p>
+        </w:tc>
+        <w:tc>
+          <w:tcPr>
+            <w:tcW w:w="4260" w:type="dxa"/>
+            <w:tcMar>
+              <w:top w:w="80" w:type="dxa"/>
+              <w:left w:w="110" w:type="dxa"/>
+              <w:bottom w:w="80" w:type="dxa"/>
+              <w:right w:w="110" w:type="dxa"/>
+            </w:tcMar>
+          </w:tcPr>
+          <w:p>
+            <w:r>
+              <w:rPr>
+                <w:sz w:val="20"/>
+              </w:rPr>
+              <w:t>Supabase takes automatic backups on paid tiers, but there is currently no documented restore procedure, no tested restore, and no answer to “what happens if Supabase has an incident.”</w:t>
+            </w:r>
+          </w:p>
+        </w:tc>
+        <w:tc>
+          <w:tcPr>
+            <w:tcW w:w="1200" w:type="dxa"/>
+            <w:tcMar>
+              <w:top w:w="80" w:type="dxa"/>
+              <w:left w:w="110" w:type="dxa"/>
+              <w:bottom w:w="80" w:type="dxa"/>
+              <w:right w:w="110" w:type="dxa"/>
+            </w:tcMar>
+          </w:tcPr>
+          <w:p>
+            <w:r>
+              <w:rPr>
+                <w:sz w:val="20"/>
+              </w:rPr>
+              <w:t>Not started</w:t>
+            </w:r>
+          </w:p>
+        </w:tc>
+      </w:tr>
+      <w:tr>
+        <w:tblPrEx>
+          <w:tblCellMar>
+            <w:top w:w="0" w:type="dxa"/>
+            <w:bottom w:w="0" w:type="dxa"/>
+          </w:tblCellMar>
+        </w:tblPrEx>
+        <w:tc>
+          <w:tcPr>
+            <w:tcW w:w="3900" w:type="dxa"/>
+            <w:shd w:val="clear" w:color="auto" w:fill="F7F9FC"/>
+            <w:tcMar>
+              <w:top w:w="80" w:type="dxa"/>
+              <w:left w:w="110" w:type="dxa"/>
+              <w:bottom w:w="80" w:type="dxa"/>
+              <w:right w:w="110" w:type="dxa"/>
+            </w:tcMar>
+          </w:tcPr>
+          <w:p>
+            <w:r>
+              <w:rPr>
+                <w:sz w:val="20"/>
+              </w:rPr>
+              <w:t>Services module (fake clinic data) — Section 4.1</w:t>
+            </w:r>
+          </w:p>
+        </w:tc>
+        <w:tc>
+          <w:tcPr>
+            <w:tcW w:w="4260" w:type="dxa"/>
+            <w:shd w:val="clear" w:color="auto" w:fill="F7F9FC"/>
+            <w:tcMar>
+              <w:top w:w="80" w:type="dxa"/>
+              <w:left w:w="110" w:type="dxa"/>
+              <w:bottom w:w="80" w:type="dxa"/>
+              <w:right w:w="110" w:type="dxa"/>
+            </w:tcMar>
+          </w:tcPr>
+          <w:p>
+            <w:r>
+              <w:rPr>
+                <w:sz w:val="20"/>
+              </w:rPr>
+              <w:t>Fabricated ratings and locations shown to a real user base isn't a credibility risk anymore, it's closer to a deceptive-practice problem. Build it real or remove it before real users see it.</w:t>
+            </w:r>
+          </w:p>
+        </w:tc>
+        <w:tc>
+          <w:tcPr>
+            <w:tcW w:w="1200" w:type="dxa"/>
+            <w:shd w:val="clear" w:color="auto" w:fill="F7F9FC"/>
+            <w:tcMar>
+              <w:top w:w="80" w:type="dxa"/>
+              <w:left w:w="110" w:type="dxa"/>
+              <w:bottom w:w="80" w:type="dxa"/>
+              <w:right w:w="110" w:type="dxa"/>
+            </w:tcMar>
+          </w:tcPr>
+          <w:p>
+            <w:r>
+              <w:rPr>
+                <w:sz w:val="20"/>
+              </w:rPr>
+              <w:t>Not started</w:t>
+            </w:r>
+          </w:p>
+        </w:tc>
+      </w:tr>
+      <w:tr>
+        <w:tblPrEx>
+          <w:tblCellMar>
+            <w:top w:w="0" w:type="dxa"/>
+            <w:bottom w:w="0" w:type="dxa"/>
+          </w:tblCellMar>
+        </w:tblPrEx>
+        <w:tc>
+          <w:tcPr>
+            <w:tcW w:w="3900" w:type="dxa"/>
+            <w:tcMar>
+              <w:top w:w="80" w:type="dxa"/>
+              <w:left w:w="110" w:type="dxa"/>
+              <w:bottom w:w="80" w:type="dxa"/>
+              <w:right w:w="110" w:type="dxa"/>
+            </w:tcMar>
+          </w:tcPr>
+          <w:p>
+            <w:proofErr w:type="gramStart"/>
+            <w:proofErr w:type="gramEnd"/>
+            <w:r>
+              <w:rPr>
+                <w:sz w:val="20"/>
+              </w:rPr>
+              <w:t>Billing and subscription infrastructure</w:t>
+            </w:r>
+          </w:p>
+        </w:tc>
+        <w:tc>
+          <w:tcPr>
+            <w:tcW w:w="4260" w:type="dxa"/>
+            <w:tcMar>
+              <w:top w:w="80" w:type="dxa"/>
+              <w:left w:w="110" w:type="dxa"/>
+              <w:bottom w:w="80" w:type="dxa"/>
+              <w:right w:w="110" w:type="dxa"/>
+            </w:tcMar>
+          </w:tcPr>
+          <w:p>
+            <w:r>
+              <w:rPr>
+                <w:sz w:val="20"/>
+              </w:rPr>
+              <w:t>Does not exist anywhere in the codebase — no concept of a plan, a paying customer, or a payment provider integration. This is the single largest gap between “capstone” and “SaaS,” and it was correctly out of scope for a defense.</w:t>
+            </w:r>
+          </w:p>
+        </w:tc>
+        <w:tc>
+          <w:tcPr>
+            <w:tcW w:w="1200" w:type="dxa"/>
+            <w:tcMar>
+              <w:top w:w="80" w:type="dxa"/>
+              <w:left w:w="110" w:type="dxa"/>
+              <w:bottom w:w="80" w:type="dxa"/>
+              <w:right w:w="110" w:type="dxa"/>
+            </w:tcMar>
+          </w:tcPr>
+          <w:p>
+            <w:r>
+              <w:rPr>
+                <w:sz w:val="20"/>
+              </w:rPr>
+              <w:t>Not started</w:t>
+            </w:r>
+          </w:p>
+        </w:tc>
+      </w:tr>
+      <w:tr>
+        <w:tblPrEx>
+          <w:tblCellMar>
+            <w:top w:w="0" w:type="dxa"/>
+            <w:bottom w:w="0" w:type="dxa"/>
+          </w:tblCellMar>
+        </w:tblPrEx>
+        <w:tc>
+          <w:tcPr>
+            <w:tcW w:w="3900" w:type="dxa"/>
+            <w:shd w:val="clear" w:color="auto" w:fill="F7F9FC"/>
+            <w:tcMar>
+              <w:top w:w="80" w:type="dxa"/>
+              <w:left w:w="110" w:type="dxa"/>
+              <w:bottom w:w="80" w:type="dxa"/>
+              <w:right w:w="110" w:type="dxa"/>
+            </w:tcMar>
+          </w:tcPr>
+          <w:p>
+            <w:r>
+              <w:rPr>
+                <w:sz w:val="20"/>
+              </w:rPr>
+              <w:t>Terms of Service and a real Privacy Policy</w:t>
+            </w:r>
+          </w:p>
+        </w:tc>
+        <w:tc>
+          <w:tcPr>
+            <w:tcW w:w="4260" w:type="dxa"/>
+            <w:shd w:val="clear" w:color="auto" w:fill="F7F9FC"/>
+            <w:tcMar>
+              <w:top w:w="80" w:type="dxa"/>
+              <w:left w:w="110" w:type="dxa"/>
+              <w:bottom w:w="80" w:type="dxa"/>
+              <w:right w:w="110" w:type="dxa"/>
+            </w:tcMar>
+          </w:tcPr>
+          <w:p>
+            <w:r>
+              <w:rPr>
+                <w:sz w:val="20"/>
+              </w:rPr>
+              <w:t>The DPA compliance write-up (Documents/BabyBook+_DPA_RA10173_Compliance.md) demonstrates DPA awareness for an academic project. A commercial product needs actual ToS, a Privacy Policy checked against current NPC (National Privacy Commission) guidance, and likely NPC registration of the processing system once operating commercially.</w:t>
+            </w:r>
+          </w:p>
+        </w:tc>
+        <w:tc>
+          <w:tcPr>
+            <w:tcW w:w="1200" w:type="dxa"/>
+            <w:shd w:val="clear" w:color="auto" w:fill="F7F9FC"/>
+            <w:tcMar>
+              <w:top w:w="80" w:type="dxa"/>
+              <w:left w:w="110" w:type="dxa"/>
+              <w:bottom w:w="80" w:type="dxa"/>
+              <w:right w:w="110" w:type="dxa"/>
+            </w:tcMar>
+          </w:tcPr>
+          <w:p>
+            <w:r>
+              <w:rPr>
+                <w:sz w:val="20"/>
+              </w:rPr>
+              <w:t>Needs legal review, not just engineering</w:t>
+            </w:r>
+          </w:p>
+        </w:tc>
+      </w:tr>
+      <w:tr>
+        <w:tblPrEx>
+          <w:tblCellMar>
+            <w:top w:w="0" w:type="dxa"/>
+            <w:bottom w:w="0" w:type="dxa"/>
+          </w:tblCellMar>
+        </w:tblPrEx>
+        <w:tc>
+          <w:tcPr>
+            <w:tcW w:w="3900" w:type="dxa"/>
+            <w:shd w:val="clear" w:color="auto" w:fill="F7F9FC"/>
+            <w:tcMar>
+              <w:top w:w="80" w:type="dxa"/>
+              <w:left w:w="110" w:type="dxa"/>
+              <w:bottom w:w="80" w:type="dxa"/>
+              <w:right w:w="110" w:type="dxa"/>
+            </w:tcMar>
+          </w:tcPr>
+          <w:p>
+            <w:r>
+              <w:rPr>
+                <w:sz w:val="20"/>
+              </w:rPr>
+              <w:t>Rate limiting / abuse prevention on public endpoints</w:t>
+            </w:r>
+          </w:p>
+        </w:tc>
+        <w:tc>
+          <w:tcPr>
+            <w:tcW w:w="4260" w:type="dxa"/>
+            <w:shd w:val="clear" w:color="auto" w:fill="F7F9FC"/>
+            <w:tcMar>
+              <w:top w:w="80" w:type="dxa"/>
+              <w:left w:w="110" w:type="dxa"/>
+              <w:bottom w:w="80" w:type="dxa"/>
+              <w:right w:w="110" w:type="dxa"/>
+            </w:tcMar>
+          </w:tcPr>
+          <w:p>
+            <w:r>
+              <w:rPr>
+                <w:sz w:val="20"/>
+              </w:rPr>
+              <w:t>POST /api/consult/resolve is intentionally public and unauthenticated by design (Section 2.3 — correctly, for the clinician flow). Fine at demo scale. At any real scale it needs rate limiting so it can't be used to brute-force or scrape codes.</w:t>
+            </w:r>
+          </w:p>
+        </w:tc>
+        <w:tc>
+          <w:tcPr>
+            <w:tcW w:w="1200" w:type="dxa"/>
+            <w:shd w:val="clear" w:color="auto" w:fill="F7F9FC"/>
+            <w:tcMar>
+              <w:top w:w="80" w:type="dxa"/>
+              <w:left w:w="110" w:type="dxa"/>
+              <w:bottom w:w="80" w:type="dxa"/>
+              <w:right w:w="110" w:type="dxa"/>
+            </w:tcMar>
+          </w:tcPr>
+          <w:p>
+            <w:r>
+              <w:rPr>
+                <w:sz w:val="20"/>
+              </w:rPr>
+              <w:t>Not started (also Section 5)</w:t>
+            </w:r>
+          </w:p>
+        </w:tc>
+      </w:tr>
+      <w:tr>
+        <w:tblPrEx>
+          <w:tblCellMar>
+            <w:top w:w="0" w:type="dxa"/>
+            <w:bottom w:w="0" w:type="dxa"/>
+          </w:tblCellMar>
+        </w:tblPrEx>
+        <w:tc>
+          <w:tcPr>
+            <w:tcW w:w="3900" w:type="dxa"/>
+            <w:shd w:val="clear" w:color="auto" w:fill="F7F9FC"/>
+            <w:tcMar>
+              <w:top w:w="80" w:type="dxa"/>
+              <w:left w:w="110" w:type="dxa"/>
+              <w:bottom w:w="80" w:type="dxa"/>
+              <w:right w:w="110" w:type="dxa"/>
+            </w:tcMar>
+          </w:tcPr>
+          <w:p>
+            <w:r>
+              <w:rPr>
+                <w:sz w:val="20"/>
+              </w:rPr>
+              <w:t>Full offline mode (3.1, the full rebuild)</w:t>
+            </w:r>
+          </w:p>
+        </w:tc>
+        <w:tc>
+          <w:tcPr>
+            <w:tcW w:w="4260" w:type="dxa"/>
+            <w:shd w:val="clear" w:color="auto" w:fill="F7F9FC"/>
+            <w:tcMar>
+              <w:top w:w="80" w:type="dxa"/>
+              <w:left w:w="110" w:type="dxa"/>
+              <w:bottom w:w="80" w:type="dxa"/>
+              <w:right w:w="110" w:type="dxa"/>
+            </w:tcMar>
+          </w:tcPr>
+          <w:p>
+            <w:r>
+              <w:rPr>
+                <w:sz w:val="20"/>
+              </w:rPr>
+              <w:t>For a defense, the shortcut was a defensible, honestly-named scope decision. For a subscription product, “doesn't work without signal” in the exact setting it's built for is a churn driver every month it stays unfixed, not a one-time grading risk.</w:t>
+            </w:r>
+          </w:p>
+        </w:tc>
+        <w:tc>
+          <w:tcPr>
+            <w:tcW w:w="1200" w:type="dxa"/>
+            <w:shd w:val="clear" w:color="auto" w:fill="F7F9FC"/>
+            <w:tcMar>
+              <w:top w:w="80" w:type="dxa"/>
+              <w:left w:w="110" w:type="dxa"/>
+              <w:bottom w:w="80" w:type="dxa"/>
+              <w:right w:w="110" w:type="dxa"/>
+            </w:tcMar>
+          </w:tcPr>
+          <w:p>
+            <w:r>
+              <w:rPr>
+                <w:sz w:val="20"/>
+              </w:rPr>
+              <w:t>Shortcut shipped; full version open</w:t>
+            </w:r>
+          </w:p>
+        </w:tc>
+      </w:tr>
+      <w:tr>
+        <w:tblPrEx>
+          <w:tblCellMar>
+            <w:top w:w="0" w:type="dxa"/>
+            <w:bottom w:w="0" w:type="dxa"/>
+          </w:tblCellMar>
+        </w:tblPrEx>
+        <w:tc>
+          <w:tcPr>
+            <w:tcW w:w="3900" w:type="dxa"/>
+            <w:shd w:val="clear" w:color="auto" w:fill="F7F9FC"/>
+            <w:tcMar>
+              <w:top w:w="80" w:type="dxa"/>
+              <w:left w:w="110" w:type="dxa"/>
+              <w:bottom w:w="80" w:type="dxa"/>
+              <w:right w:w="110" w:type="dxa"/>
+            </w:tcMar>
+          </w:tcPr>
+          <w:p>
+            <w:r>
+              <w:rPr>
+                <w:sz w:val="20"/>
+              </w:rPr>
+              <w:t>Observability — error tracking, uptime monitoring, alerting</w:t>
+            </w:r>
+          </w:p>
+        </w:tc>
+        <w:tc>
+          <w:tcPr>
+            <w:tcW w:w="4260" w:type="dxa"/>
+            <w:shd w:val="clear" w:color="auto" w:fill="F7F9FC"/>
+            <w:tcMar>
+              <w:top w:w="80" w:type="dxa"/>
+              <w:left w:w="110" w:type="dxa"/>
+              <w:bottom w:w="80" w:type="dxa"/>
+              <w:right w:w="110" w:type="dxa"/>
+            </w:tcMar>
+          </w:tcPr>
+          <w:p>
+            <w:r>
+              <w:rPr>
+                <w:sz w:val="20"/>
+              </w:rPr>
+              <w:t>There is currently no way to know the app is broken for a real customer except a customer telling you. A free tier of an error tracker and an uptime check would cover the gap.</w:t>
+            </w:r>
+          </w:p>
+        </w:tc>
+        <w:tc>
+          <w:tcPr>
+            <w:tcW w:w="1200" w:type="dxa"/>
+            <w:shd w:val="clear" w:color="auto" w:fill="F7F9FC"/>
+            <w:tcMar>
+              <w:top w:w="80" w:type="dxa"/>
+              <w:left w:w="110" w:type="dxa"/>
+              <w:bottom w:w="80" w:type="dxa"/>
+              <w:right w:w="110" w:type="dxa"/>
+            </w:tcMar>
+          </w:tcPr>
+          <w:p>
+            <w:r>
+              <w:rPr>
+                <w:sz w:val="20"/>
+              </w:rPr>
+              <w:t>Not started</w:t>
+            </w:r>
+          </w:p>
+        </w:tc>
+      </w:tr>
+      <w:tr>
+        <w:tblPrEx>
+          <w:tblCellMar>
+            <w:top w:w="0" w:type="dxa"/>
+            <w:bottom w:w="0" w:type="dxa"/>
+          </w:tblCellMar>
+        </w:tblPrEx>
+        <w:tc>
+          <w:tcPr>
+            <w:tcW w:w="3900" w:type="dxa"/>
+            <w:shd w:val="clear" w:color="auto" w:fill="F7F9FC"/>
+            <w:tcMar>
+              <w:top w:w="80" w:type="dxa"/>
+              <w:left w:w="110" w:type="dxa"/>
+              <w:bottom w:w="80" w:type="dxa"/>
+              <w:right w:w="110" w:type="dxa"/>
+            </w:tcMar>
+          </w:tcPr>
+          <w:p>
+            <w:r>
+              <w:rPr>
+                <w:sz w:val="20"/>
+              </w:rPr>
+              <w:t>Multi-tenant data isolation</w:t>
+            </w:r>
+          </w:p>
+        </w:tc>
+        <w:tc>
+          <w:tcPr>
+            <w:tcW w:w="4260" w:type="dxa"/>
+            <w:shd w:val="clear" w:color="auto" w:fill="F7F9FC"/>
+            <w:tcMar>
+              <w:top w:w="80" w:type="dxa"/>
+              <w:left w:w="110" w:type="dxa"/>
+              <w:bottom w:w="80" w:type="dxa"/>
+              <w:right w:w="110" w:type="dxa"/>
+            </w:tcMar>
+          </w:tcPr>
+          <w:p>
+            <w:r>
+              <w:rPr>
+                <w:sz w:val="20"/>
+              </w:rPr>
+              <w:t>Worth stating explicitly rather than assuming: every record is already scoped through requireChildOwnership against the authenticated user, so this holds up as-is.</w:t>
+            </w:r>
+          </w:p>
+        </w:tc>
+        <w:tc>
+          <w:tcPr>
+            <w:tcW w:w="1200" w:type="dxa"/>
+            <w:shd w:val="clear" w:color="auto" w:fill="F7F9FC"/>
+            <w:tcMar>
+              <w:top w:w="80" w:type="dxa"/>
+              <w:left w:w="110" w:type="dxa"/>
+              <w:bottom w:w="80" w:type="dxa"/>
+              <w:right w:w="110" w:type="dxa"/>
+            </w:tcMar>
+          </w:tcPr>
+          <w:p>
+            <w:r>
+              <w:rPr>
+                <w:sz w:val="20"/>
+              </w:rPr>
+              <w:t>Already correct</w:t>
+            </w:r>
+          </w:p>
+        </w:tc>
+      </w:tr>
+    </w:tbl>
+    <w:p>
+      <w:pPr/>
+      <w:r>
+        <w:t>None of this changes the verdict in Section 1 or the praise in Section 2 — the consent architecture, the QR flow, and the encryption approach remain genuinely strong foundations, arguably stronger than what several funded competitors ship. What changes is the audience for the next round of work: not a panel that scores you once, but customers who will notice a security incident, a stretch of downtime, or a fabricated clinic listing far more than they'll notice a missing feature. Fix the first two items above before onboarding a single paying customer. Everything else on this list can reasonably happen in the weeks after.</w:t>
+      </w:r>
+    </w:p>
     <w:sectPr>
       <w:pgSz w:w="12240" w:h="15840"/>
       <w:pgMar w:top="1080" w:right="1440" w:bottom="1080" w:left="1440" w:header="708" w:footer="708" w:gutter="0"/>
